--- a/docs/czb_fitting_plan.docx
+++ b/docs/czb_fitting_plan.docx
@@ -1487,6 +1487,118 @@
       </w:pPr>
       <w:r>
         <w:t xml:space="preserve">6 Questions for Jonas before stage 1 runs</w:t>
+      </w:r>
+    </w:p>
+    <w:p>
+      <w:pPr>
+        <w:pStyle w:val="FirstParagraph"/>
+      </w:pPr>
+      <w:r>
+        <w:rPr>
+          <w:i/>
+          <w:iCs/>
+        </w:rPr>
+        <w:t xml:space="preserve">(Answered 2026-08-27 — the answers and their consequences are recorded in</w:t>
+      </w:r>
+      <w:r>
+        <w:rPr>
+          <w:i/>
+          <w:iCs/>
+        </w:rPr>
+        <w:t xml:space="preserve"> </w:t>
+      </w:r>
+      <w:r>
+        <w:rPr>
+          <w:rStyle w:val="VerbatimChar"/>
+          <w:i/>
+          <w:iCs/>
+        </w:rPr>
+        <w:t xml:space="preserve">docs/czb_validation_roadmap.md</w:t>
+      </w:r>
+      <w:r>
+        <w:rPr>
+          <w:i/>
+          <w:iCs/>
+        </w:rPr>
+        <w:t xml:space="preserve"> </w:t>
+      </w:r>
+      <w:r>
+        <w:rPr>
+          <w:i/>
+          <w:iCs/>
+        </w:rPr>
+        <w:t xml:space="preserve">section 5: both bias variants will be fitted and</w:t>
+      </w:r>
+      <w:r>
+        <w:rPr>
+          <w:i/>
+          <w:iCs/>
+        </w:rPr>
+        <w:t xml:space="preserve"> </w:t>
+      </w:r>
+      <w:r>
+        <w:rPr>
+          <w:i/>
+          <w:iCs/>
+        </w:rPr>
+        <w:t xml:space="preserve">compared;</w:t>
+      </w:r>
+      <w:r>
+        <w:rPr>
+          <w:i/>
+          <w:iCs/>
+        </w:rPr>
+        <w:t xml:space="preserve"> </w:t>
+      </w:r>
+      <w:r>
+        <w:rPr>
+          <w:rStyle w:val="VerbatimChar"/>
+          <w:i/>
+          <w:iCs/>
+        </w:rPr>
+        <w:t xml:space="preserve">CZB_2</w:t>
+      </w:r>
+      <w:r>
+        <w:rPr>
+          <w:i/>
+          <w:iCs/>
+        </w:rPr>
+        <w:t xml:space="preserve"> </w:t>
+      </w:r>
+      <w:r>
+        <w:rPr>
+          <w:i/>
+          <w:iCs/>
+        </w:rPr>
+        <w:t xml:space="preserve">is treated as the human decision pending a new dataset; motor latency</w:t>
+      </w:r>
+      <w:r>
+        <w:rPr>
+          <w:i/>
+          <w:iCs/>
+        </w:rPr>
+        <w:t xml:space="preserve"> </w:t>
+      </w:r>
+      <w:r>
+        <w:rPr>
+          <w:i/>
+          <w:iCs/>
+        </w:rPr>
+        <w:t xml:space="preserve">is fixed at 0.25 s with a 0.15/0.35 s sensitivity bracket; the Sequence design stays</w:t>
+      </w:r>
+      <w:r>
+        <w:rPr>
+          <w:i/>
+          <w:iCs/>
+        </w:rPr>
+        <w:t xml:space="preserve"> </w:t>
+      </w:r>
+      <w:r>
+        <w:rPr>
+          <w:i/>
+          <w:iCs/>
+        </w:rPr>
+        <w:t xml:space="preserve">excluded. The original questions are kept below for the record.)</w:t>
       </w:r>
     </w:p>
     <w:p>

--- a/docs/czb_fitting_plan.docx
+++ b/docs/czb_fitting_plan.docx
@@ -1028,7 +1028,195 @@
         <w:t xml:space="preserve"> </w:t>
       </w:r>
       <w:r>
-        <w:t xml:space="preserve">with L-BFGS, and take the Laplace covariance at the mode for intervals. CPU-torch on</w:t>
+        <w:t xml:space="preserve">with L-BFGS, and take the Laplace covariance at the mode for intervals.</w:t>
+      </w:r>
+      <w:r>
+        <w:t xml:space="preserve"> </w:t>
+      </w:r>
+      <w:r>
+        <w:rPr>
+          <w:i/>
+          <w:iCs/>
+        </w:rPr>
+        <w:t xml:space="preserve">[Corrected 2026-08-27 by card A.1. Taken literally — maximizing the joint posterior</w:t>
+      </w:r>
+      <w:r>
+        <w:rPr>
+          <w:i/>
+          <w:iCs/>
+        </w:rPr>
+        <w:t xml:space="preserve"> </w:t>
+      </w:r>
+      <w:r>
+        <w:rPr>
+          <w:i/>
+          <w:iCs/>
+        </w:rPr>
+        <w:t xml:space="preserve">over hyperparameters</w:t>
+      </w:r>
+      <w:r>
+        <w:rPr>
+          <w:i/>
+          <w:iCs/>
+        </w:rPr>
+        <w:t xml:space="preserve"> </w:t>
+      </w:r>
+      <w:r>
+        <w:rPr>
+          <w:b/>
+          <w:bCs/>
+          <w:i/>
+          <w:iCs/>
+        </w:rPr>
+        <w:t xml:space="preserve">and</w:t>
+      </w:r>
+      <w:r>
+        <w:rPr>
+          <w:i/>
+          <w:iCs/>
+        </w:rPr>
+        <w:t xml:space="preserve"> </w:t>
+      </w:r>
+      <w:r>
+        <w:rPr>
+          <w:i/>
+          <w:iCs/>
+        </w:rPr>
+        <w:t xml:space="preserve">driver effects together — this recovers the population</w:t>
+      </w:r>
+      <w:r>
+        <w:rPr>
+          <w:i/>
+          <w:iCs/>
+        </w:rPr>
+        <w:t xml:space="preserve"> </w:t>
+      </w:r>
+      <w:r>
+        <w:rPr>
+          <w:i/>
+          <w:iCs/>
+        </w:rPr>
+        <w:t xml:space="preserve">median and the lapse but inflates the between-driver sd by a factor of about 2.6, with</w:t>
+      </w:r>
+      <w:r>
+        <w:rPr>
+          <w:i/>
+          <w:iCs/>
+        </w:rPr>
+        <w:t xml:space="preserve"> </w:t>
+      </w:r>
+      <w:r>
+        <w:rPr>
+          <w:i/>
+          <w:iCs/>
+        </w:rPr>
+        <w:t xml:space="preserve">coverage 0/20: the joint mode of a hierarchical posterior is not its marginal mode.</w:t>
+      </w:r>
+      <w:r>
+        <w:rPr>
+          <w:i/>
+          <w:iCs/>
+        </w:rPr>
+        <w:t xml:space="preserve"> </w:t>
+      </w:r>
+      <w:r>
+        <w:rPr>
+          <w:i/>
+          <w:iCs/>
+        </w:rPr>
+        <w:t xml:space="preserve">Since the deliverable is a population percentile, and a percentile is made of the</w:t>
+      </w:r>
+      <w:r>
+        <w:rPr>
+          <w:i/>
+          <w:iCs/>
+        </w:rPr>
+        <w:t xml:space="preserve"> </w:t>
+      </w:r>
+      <w:r>
+        <w:rPr>
+          <w:i/>
+          <w:iCs/>
+        </w:rPr>
+        <w:t xml:space="preserve">spread, this would have been a material error. The estimator to use is</w:t>
+      </w:r>
+      <w:r>
+        <w:rPr>
+          <w:i/>
+          <w:iCs/>
+        </w:rPr>
+        <w:t xml:space="preserve"> </w:t>
+      </w:r>
+      <w:r>
+        <w:rPr>
+          <w:rStyle w:val="VerbatimChar"/>
+          <w:i/>
+          <w:iCs/>
+        </w:rPr>
+        <w:t xml:space="preserve">replication/czb/fit_recovery.py::fit_marginal</w:t>
+      </w:r>
+      <w:r>
+        <w:rPr>
+          <w:i/>
+          <w:iCs/>
+        </w:rPr>
+        <w:t xml:space="preserve">, which integrates the driver effects</w:t>
+      </w:r>
+      <w:r>
+        <w:rPr>
+          <w:i/>
+          <w:iCs/>
+        </w:rPr>
+        <w:t xml:space="preserve"> </w:t>
+      </w:r>
+      <w:r>
+        <w:rPr>
+          <w:i/>
+          <w:iCs/>
+        </w:rPr>
+        <w:t xml:space="preserve">out by Gauss-Hermite quadrature — one dimension per driver — and applies Laplace only</w:t>
+      </w:r>
+      <w:r>
+        <w:rPr>
+          <w:i/>
+          <w:iCs/>
+        </w:rPr>
+        <w:t xml:space="preserve"> </w:t>
+      </w:r>
+      <w:r>
+        <w:rPr>
+          <w:i/>
+          <w:iCs/>
+        </w:rPr>
+        <w:t xml:space="preserve">to the four hyperparameters. Evidence in</w:t>
+      </w:r>
+      <w:r>
+        <w:rPr>
+          <w:i/>
+          <w:iCs/>
+        </w:rPr>
+        <w:t xml:space="preserve"> </w:t>
+      </w:r>
+      <w:r>
+        <w:rPr>
+          <w:rStyle w:val="VerbatimChar"/>
+          <w:i/>
+          <w:iCs/>
+        </w:rPr>
+        <w:t xml:space="preserve">replication/czb/out/recovery_summary.md</w:t>
+      </w:r>
+      <w:r>
+        <w:rPr>
+          <w:i/>
+          <w:iCs/>
+        </w:rPr>
+        <w:t xml:space="preserve">.]</w:t>
+      </w:r>
+      <w:r>
+        <w:t xml:space="preserve"> </w:t>
+      </w:r>
+      <w:r>
+        <w:t xml:space="preserve">CPU-torch on</w:t>
       </w:r>
       <w:r>
         <w:t xml:space="preserve"> </w:t>

--- a/docs/czb_fitting_plan.docx
+++ b/docs/czb_fitting_plan.docx
@@ -817,6 +817,97 @@
       <w:r>
         <w:t xml:space="preserve">group level — decision 2 of the handbook ch. 11 list);</w:t>
       </w:r>
+      <w:r>
+        <w:t xml:space="preserve"> </w:t>
+      </w:r>
+      <w:r>
+        <w:rPr>
+          <w:i/>
+          <w:iCs/>
+        </w:rPr>
+        <w:t xml:space="preserve">[decided 2026-08-27 at</w:t>
+      </w:r>
+      <w:r>
+        <w:rPr>
+          <w:i/>
+          <w:iCs/>
+        </w:rPr>
+        <w:t xml:space="preserve"> </w:t>
+      </w:r>
+      <w:r>
+        <w:rPr>
+          <w:i/>
+          <w:iCs/>
+        </w:rPr>
+        <w:t xml:space="preserve">review gate R.1: hierarchical b_i with shrinkage is the primary variant — per-driver</w:t>
+      </w:r>
+      <w:r>
+        <w:rPr>
+          <w:i/>
+          <w:iCs/>
+        </w:rPr>
+        <w:t xml:space="preserve"> </w:t>
+      </w:r>
+      <w:r>
+        <w:rPr>
+          <w:i/>
+          <w:iCs/>
+        </w:rPr>
+        <w:t xml:space="preserve">pre-onset heterogeneity is decisively overdispersed and the group variant leaks</w:t>
+      </w:r>
+      <w:r>
+        <w:rPr>
+          <w:i/>
+          <w:iCs/>
+        </w:rPr>
+        <w:t xml:space="preserve"> </w:t>
+      </w:r>
+      <w:r>
+        <w:rPr>
+          <w:i/>
+          <w:iCs/>
+        </w:rPr>
+        <w:t xml:space="preserve">pre-onset propensity into the thresholds (ρ = −0.622); group-level is kept as the</w:t>
+      </w:r>
+      <w:r>
+        <w:rPr>
+          <w:i/>
+          <w:iCs/>
+        </w:rPr>
+        <w:t xml:space="preserve"> </w:t>
+      </w:r>
+      <w:r>
+        <w:rPr>
+          <w:i/>
+          <w:iCs/>
+        </w:rPr>
+        <w:t xml:space="preserve">upper sensitivity bracket; evidence in</w:t>
+      </w:r>
+      <w:r>
+        <w:rPr>
+          <w:i/>
+          <w:iCs/>
+        </w:rPr>
+        <w:t xml:space="preserve"> </w:t>
+      </w:r>
+      <w:r>
+        <w:rPr>
+          <w:rStyle w:val="VerbatimChar"/>
+          <w:i/>
+          <w:iCs/>
+        </w:rPr>
+        <w:t xml:space="preserve">replication/czb/out/bias_variant_diagnostics.md</w:t>
+      </w:r>
+      <w:r>
+        <w:rPr>
+          <w:i/>
+          <w:iCs/>
+        </w:rPr>
+        <w:t xml:space="preserve">]</w:t>
+      </w:r>
+      <w:r>
+        <w:t xml:space="preserve">;</w:t>
+      </w:r>
     </w:p>
     <w:p>
       <w:pPr>
@@ -890,7 +981,177 @@
         <w:t xml:space="preserve"> </w:t>
       </w:r>
       <w:r>
-        <w:t xml:space="preserve">fixed-clip cells and a full press-time density for Button. Fit gain and noise on the</w:t>
+        <w:t xml:space="preserve">fixed-clip cells and a full press-time density for Button.</w:t>
+      </w:r>
+      <w:r>
+        <w:t xml:space="preserve"> </w:t>
+      </w:r>
+      <w:r>
+        <w:rPr>
+          <w:i/>
+          <w:iCs/>
+        </w:rPr>
+        <w:t xml:space="preserve">[Amended 2026-08-27 at</w:t>
+      </w:r>
+      <w:r>
+        <w:rPr>
+          <w:i/>
+          <w:iCs/>
+        </w:rPr>
+        <w:t xml:space="preserve"> </w:t>
+      </w:r>
+      <w:r>
+        <w:rPr>
+          <w:i/>
+          <w:iCs/>
+        </w:rPr>
+        <w:t xml:space="preserve">review gate R.1: accumulation — drift and noise both — is gated at manoeuvre onset.</w:t>
+      </w:r>
+      <w:r>
+        <w:rPr>
+          <w:i/>
+          <w:iCs/>
+        </w:rPr>
+        <w:t xml:space="preserve"> </w:t>
+      </w:r>
+      <w:r>
+        <w:rPr>
+          <w:i/>
+          <w:iCs/>
+        </w:rPr>
+        <w:t xml:space="preserve">The first A.3 run integrated Wiener noise from clip start, through a 15.1 s pre-onset</w:t>
+      </w:r>
+      <w:r>
+        <w:rPr>
+          <w:i/>
+          <w:iCs/>
+        </w:rPr>
+        <w:t xml:space="preserve"> </w:t>
+      </w:r>
+      <w:r>
+        <w:rPr>
+          <w:i/>
+          <w:iCs/>
+        </w:rPr>
+        <w:t xml:space="preserve">window that is a property of stimulus presentation, not of drivers; the noise-alone</w:t>
+      </w:r>
+      <w:r>
+        <w:rPr>
+          <w:i/>
+          <w:iCs/>
+        </w:rPr>
+        <w:t xml:space="preserve"> </w:t>
+      </w:r>
+      <w:r>
+        <w:rPr>
+          <w:i/>
+          <w:iCs/>
+        </w:rPr>
+        <w:t xml:space="preserve">running maximum (sd ≈ 3.9) rivalled the entire post-onset drift, forcing the threshold</w:t>
+      </w:r>
+      <w:r>
+        <w:rPr>
+          <w:i/>
+          <w:iCs/>
+        </w:rPr>
+        <w:t xml:space="preserve"> </w:t>
+      </w:r>
+      <w:r>
+        <w:rPr>
+          <w:i/>
+          <w:iCs/>
+        </w:rPr>
+        <w:t xml:space="preserve">up and flattening the predicted surface (worklog query A.3.Q1). The gate is observable</w:t>
+      </w:r>
+      <w:r>
+        <w:rPr>
+          <w:i/>
+          <w:iCs/>
+        </w:rPr>
+        <w:t xml:space="preserve"> </w:t>
+      </w:r>
+      <w:r>
+        <w:rPr>
+          <w:i/>
+          <w:iCs/>
+        </w:rPr>
+        <w:t xml:space="preserve">— onset is the stimulus’s first lateral motion, the pipeline’s own 0.03 m detection</w:t>
+      </w:r>
+      <w:r>
+        <w:rPr>
+          <w:i/>
+          <w:iCs/>
+        </w:rPr>
+        <w:t xml:space="preserve"> </w:t>
+      </w:r>
+      <w:r>
+        <w:rPr>
+          <w:i/>
+          <w:iCs/>
+        </w:rPr>
+        <w:t xml:space="preserve">threshold — so this is evidence-gated accumulation, not oracle knowledge; pre-onset</w:t>
+      </w:r>
+      <w:r>
+        <w:rPr>
+          <w:i/>
+          <w:iCs/>
+        </w:rPr>
+        <w:t xml:space="preserve"> </w:t>
+      </w:r>
+      <w:r>
+        <w:rPr>
+          <w:i/>
+          <w:iCs/>
+        </w:rPr>
+        <w:t xml:space="preserve">responses are carried by the lapse floor exactly as in stage 1. The leaky accumulator</w:t>
+      </w:r>
+      <w:r>
+        <w:rPr>
+          <w:i/>
+          <w:iCs/>
+        </w:rPr>
+        <w:t xml:space="preserve"> </w:t>
+      </w:r>
+      <w:r>
+        <w:rPr>
+          <w:i/>
+          <w:iCs/>
+        </w:rPr>
+        <w:t xml:space="preserve">was considered and held in reserve: it bounds pre-onset noise equally but also</w:t>
+      </w:r>
+      <w:r>
+        <w:rPr>
+          <w:i/>
+          <w:iCs/>
+        </w:rPr>
+        <w:t xml:space="preserve"> </w:t>
+      </w:r>
+      <w:r>
+        <w:rPr>
+          <w:i/>
+          <w:iCs/>
+        </w:rPr>
+        <w:t xml:space="preserve">discounts early post-onset evidence, changing the time-integration claim under test,</w:t>
+      </w:r>
+      <w:r>
+        <w:rPr>
+          <w:i/>
+          <w:iCs/>
+        </w:rPr>
+        <w:t xml:space="preserve"> </w:t>
+      </w:r>
+      <w:r>
+        <w:rPr>
+          <w:i/>
+          <w:iCs/>
+        </w:rPr>
+        <w:t xml:space="preserve">and adds a parameter.]</w:t>
+      </w:r>
+      <w:r>
+        <w:t xml:space="preserve"> </w:t>
+      </w:r>
+      <w:r>
+        <w:t xml:space="preserve">Fit gain and noise on the</w:t>
       </w:r>
       <w:r>
         <w:t xml:space="preserve"> </w:t>
@@ -1272,6 +1533,172 @@
       </w:r>
       <w:r>
         <w:t xml:space="preserve">the fitting code. This also calibrates how much the C1 cells actually constrain b.</w:t>
+      </w:r>
+      <w:r>
+        <w:t xml:space="preserve"> </w:t>
+      </w:r>
+      <w:r>
+        <w:rPr>
+          <w:i/>
+          <w:iCs/>
+        </w:rPr>
+        <w:t xml:space="preserve">[Note added 2026-08-27, review gate R.1: two defects were found in</w:t>
+      </w:r>
+      <w:r>
+        <w:rPr>
+          <w:i/>
+          <w:iCs/>
+        </w:rPr>
+        <w:t xml:space="preserve"> </w:t>
+      </w:r>
+      <w:r>
+        <w:rPr>
+          <w:rStyle w:val="VerbatimChar"/>
+          <w:i/>
+          <w:iCs/>
+        </w:rPr>
+        <w:t xml:space="preserve">fit_stage1.py</w:t>
+      </w:r>
+      <w:r>
+        <w:rPr>
+          <w:i/>
+          <w:iCs/>
+        </w:rPr>
+        <w:t xml:space="preserve">’s</w:t>
+      </w:r>
+      <w:r>
+        <w:rPr>
+          <w:i/>
+          <w:iCs/>
+        </w:rPr>
+        <w:t xml:space="preserve"> </w:t>
+      </w:r>
+      <w:r>
+        <w:rPr>
+          <w:i/>
+          <w:iCs/>
+        </w:rPr>
+        <w:t xml:space="preserve">validation code — not in the fits. Its held-out likelihood integrated the</w:t>
+      </w:r>
+      <w:r>
+        <w:rPr>
+          <w:i/>
+          <w:iCs/>
+        </w:rPr>
+        <w:t xml:space="preserve"> </w:t>
+      </w:r>
+      <w:r>
+        <w:rPr>
+          <w:i/>
+          <w:iCs/>
+        </w:rPr>
+        <w:t xml:space="preserve">hierarchical variant’s two random effects on the same quadrature nodes (the diagonal</w:t>
+      </w:r>
+      <w:r>
+        <w:rPr>
+          <w:i/>
+          <w:iCs/>
+        </w:rPr>
+        <w:t xml:space="preserve"> </w:t>
+      </w:r>
+      <w:r>
+        <w:rPr>
+          <w:i/>
+          <w:iCs/>
+        </w:rPr>
+        <w:t xml:space="preserve">of the 2D integral, asserting perfect rank correlation), so the stored LOPO values</w:t>
+      </w:r>
+      <w:r>
+        <w:rPr>
+          <w:i/>
+          <w:iCs/>
+        </w:rPr>
+        <w:t xml:space="preserve"> </w:t>
+      </w:r>
+      <w:r>
+        <w:rPr>
+          <w:i/>
+          <w:iCs/>
+        </w:rPr>
+        <w:t xml:space="preserve">for the hier variants (deficit +0.6, a_req +14.3) are approximations pending card</w:t>
+      </w:r>
+      <w:r>
+        <w:rPr>
+          <w:i/>
+          <w:iCs/>
+        </w:rPr>
+        <w:t xml:space="preserve"> </w:t>
+      </w:r>
+      <w:r>
+        <w:rPr>
+          <w:i/>
+          <w:iCs/>
+        </w:rPr>
+        <w:t xml:space="preserve">A.2.v2’s regeneration; and its C1 predictive plugged in the hierarchical variant’s</w:t>
+      </w:r>
+      <w:r>
+        <w:rPr>
+          <w:i/>
+          <w:iCs/>
+        </w:rPr>
+        <w:t xml:space="preserve"> </w:t>
+      </w:r>
+      <w:r>
+        <w:rPr>
+          <w:i/>
+          <w:iCs/>
+        </w:rPr>
+        <w:t xml:space="preserve">median lapse (0.017) where the population mean over the lapse distribution is</w:t>
+      </w:r>
+      <w:r>
+        <w:rPr>
+          <w:i/>
+          <w:iCs/>
+        </w:rPr>
+        <w:t xml:space="preserve"> </w:t>
+      </w:r>
+      <w:r>
+        <w:rPr>
+          <w:i/>
+          <w:iCs/>
+        </w:rPr>
+        <w:t xml:space="preserve">required, understating the pre-onset predictive — corrected numbers in</w:t>
+      </w:r>
+      <w:r>
+        <w:rPr>
+          <w:i/>
+          <w:iCs/>
+        </w:rPr>
+        <w:t xml:space="preserve"> </w:t>
+      </w:r>
+      <w:r>
+        <w:rPr>
+          <w:rStyle w:val="VerbatimChar"/>
+          <w:i/>
+          <w:iCs/>
+        </w:rPr>
+        <w:t xml:space="preserve">replication/czb/out/bias_variant_diagnostics.md</w:t>
+      </w:r>
+      <w:r>
+        <w:rPr>
+          <w:i/>
+          <w:iCs/>
+        </w:rPr>
+        <w:t xml:space="preserve">. Both functions are fixed in</w:t>
+      </w:r>
+      <w:r>
+        <w:rPr>
+          <w:i/>
+          <w:iCs/>
+        </w:rPr>
+        <w:t xml:space="preserve"> </w:t>
+      </w:r>
+      <w:r>
+        <w:rPr>
+          <w:i/>
+          <w:iCs/>
+        </w:rPr>
+        <w:t xml:space="preserve">place.]</w:t>
       </w:r>
     </w:p>
     <w:p>

--- a/docs/czb_fitting_plan.docx
+++ b/docs/czb_fitting_plan.docx
@@ -1969,7 +1969,253 @@
         <w:t xml:space="preserve"> </w:t>
       </w:r>
       <w:r>
-        <w:t xml:space="preserve">deficit-family-over-allowed-deceleration refinement in reserve. This is a place where</w:t>
+        <w:t xml:space="preserve">deficit-family-over-allowed-deceleration refinement in reserve.</w:t>
+      </w:r>
+    </w:p>
+    <w:p>
+      <w:pPr>
+        <w:pStyle w:val="BodyText"/>
+      </w:pPr>
+      <w:r>
+        <w:rPr>
+          <w:i/>
+          <w:iCs/>
+        </w:rPr>
+        <w:t xml:space="preserve">[Sharpened 2026-08-28. Two things now bear on this section that were not known when it</w:t>
+      </w:r>
+      <w:r>
+        <w:rPr>
+          <w:i/>
+          <w:iCs/>
+        </w:rPr>
+        <w:t xml:space="preserve"> </w:t>
+      </w:r>
+      <w:r>
+        <w:rPr>
+          <w:i/>
+          <w:iCs/>
+        </w:rPr>
+        <w:t xml:space="preserve">was written. First, the choice between these two axes could never have been made on</w:t>
+      </w:r>
+      <w:r>
+        <w:rPr>
+          <w:i/>
+          <w:iCs/>
+        </w:rPr>
+        <w:t xml:space="preserve"> </w:t>
+      </w:r>
+      <w:r>
+        <w:rPr>
+          <w:i/>
+          <w:iCs/>
+        </w:rPr>
+        <w:t xml:space="preserve">study 1: its cut-in design holds relative speed constant, so correlation(gap, TTC) =</w:t>
+      </w:r>
+      <w:r>
+        <w:rPr>
+          <w:i/>
+          <w:iCs/>
+        </w:rPr>
+        <w:t xml:space="preserve"> </w:t>
+      </w:r>
+      <w:r>
+        <w:rPr>
+          <w:i/>
+          <w:iCs/>
+        </w:rPr>
+        <w:t xml:space="preserve">1.0000 and every longitudinal covariate — deficit, a_req, TTC, headway — is a fixed</w:t>
+      </w:r>
+      <w:r>
+        <w:rPr>
+          <w:i/>
+          <w:iCs/>
+        </w:rPr>
+        <w:t xml:space="preserve"> </w:t>
+      </w:r>
+      <w:r>
+        <w:rPr>
+          <w:i/>
+          <w:iCs/>
+        </w:rPr>
+        <w:t xml:space="preserve">function of one number. Second, the second cut-in study breaks that collinearity and</w:t>
+      </w:r>
+      <w:r>
+        <w:rPr>
+          <w:i/>
+          <w:iCs/>
+        </w:rPr>
+        <w:t xml:space="preserve"> </w:t>
+      </w:r>
+      <w:r>
+        <w:rPr>
+          <w:i/>
+          <w:iCs/>
+        </w:rPr>
+        <w:t xml:space="preserve">scores the allowed-deceleration reading badly: over its cells, gap orders the response at</w:t>
+      </w:r>
+      <w:r>
+        <w:rPr>
+          <w:i/>
+          <w:iCs/>
+        </w:rPr>
+        <w:t xml:space="preserve"> </w:t>
+      </w:r>
+      <w:r>
+        <w:rPr>
+          <w:i/>
+          <w:iCs/>
+        </w:rPr>
+        <w:t xml:space="preserve">rho −0.887, TTC at −0.807, and required deceleration at only</w:t>
+      </w:r>
+      <w:r>
+        <w:rPr>
+          <w:i/>
+          <w:iCs/>
+        </w:rPr>
+        <w:t xml:space="preserve"> </w:t>
+      </w:r>
+      <w:r>
+        <w:rPr>
+          <w:b/>
+          <w:bCs/>
+          <w:i/>
+          <w:iCs/>
+        </w:rPr>
+        <w:t xml:space="preserve">+0.238</w:t>
+      </w:r>
+      <w:r>
+        <w:rPr>
+          <w:i/>
+          <w:iCs/>
+        </w:rPr>
+        <w:t xml:space="preserve"> </w:t>
+      </w:r>
+      <w:r>
+        <w:rPr>
+          <w:i/>
+          <w:iCs/>
+        </w:rPr>
+        <w:t xml:space="preserve">(</w:t>
+      </w:r>
+      <w:r>
+        <w:rPr>
+          <w:rStyle w:val="VerbatimChar"/>
+          <w:i/>
+          <w:iCs/>
+        </w:rPr>
+        <w:t xml:space="preserve">replication/czb/out/cutin2_scope.md</w:t>
+      </w:r>
+      <w:r>
+        <w:rPr>
+          <w:i/>
+          <w:iCs/>
+        </w:rPr>
+        <w:t xml:space="preserve">). That is independent evidence on the same axis as</w:t>
+      </w:r>
+      <w:r>
+        <w:rPr>
+          <w:i/>
+          <w:iCs/>
+        </w:rPr>
+        <w:t xml:space="preserve"> </w:t>
+      </w:r>
+      <w:r>
+        <w:rPr>
+          <w:i/>
+          <w:iCs/>
+        </w:rPr>
+        <w:t xml:space="preserve">blocker A.1.Q2, which found</w:t>
+      </w:r>
+      <w:r>
+        <w:rPr>
+          <w:i/>
+          <w:iCs/>
+        </w:rPr>
+        <w:t xml:space="preserve"> </w:t>
+      </w:r>
+      <w:r>
+        <w:rPr>
+          <w:rStyle w:val="VerbatimChar"/>
+          <w:i/>
+          <w:iCs/>
+        </w:rPr>
+        <w:t xml:space="preserve">a_req_max</w:t>
+      </w:r>
+      <w:r>
+        <w:rPr>
+          <w:i/>
+          <w:iCs/>
+        </w:rPr>
+        <w:t xml:space="preserve"> </w:t>
+      </w:r>
+      <w:r>
+        <w:rPr>
+          <w:i/>
+          <w:iCs/>
+        </w:rPr>
+        <w:t xml:space="preserve">unable to locate a threshold for geometric</w:t>
+      </w:r>
+      <w:r>
+        <w:rPr>
+          <w:i/>
+          <w:iCs/>
+        </w:rPr>
+        <w:t xml:space="preserve"> </w:t>
+      </w:r>
+      <w:r>
+        <w:rPr>
+          <w:i/>
+          <w:iCs/>
+        </w:rPr>
+        <w:t xml:space="preserve">reasons. The two findings have different causes — one is covariate geometry within study</w:t>
+      </w:r>
+      <w:r>
+        <w:rPr>
+          <w:i/>
+          <w:iCs/>
+        </w:rPr>
+        <w:t xml:space="preserve"> </w:t>
+      </w:r>
+      <w:r>
+        <w:rPr>
+          <w:i/>
+          <w:iCs/>
+        </w:rPr>
+        <w:t xml:space="preserve">1, the other is predictive power on new data — and they point the same way. The axis</w:t>
+      </w:r>
+      <w:r>
+        <w:rPr>
+          <w:i/>
+          <w:iCs/>
+        </w:rPr>
+        <w:t xml:space="preserve"> </w:t>
+      </w:r>
+      <w:r>
+        <w:rPr>
+          <w:i/>
+          <w:iCs/>
+        </w:rPr>
+        <w:t xml:space="preserve">question should be re-decided at review gate R.2 on the second cut-in study, not on</w:t>
+      </w:r>
+      <w:r>
+        <w:rPr>
+          <w:i/>
+          <w:iCs/>
+        </w:rPr>
+        <w:t xml:space="preserve"> </w:t>
+      </w:r>
+      <w:r>
+        <w:rPr>
+          <w:i/>
+          <w:iCs/>
+        </w:rPr>
+        <w:t xml:space="preserve">study 1.]</w:t>
+      </w:r>
+      <w:r>
+        <w:t xml:space="preserve"> </w:t>
+      </w:r>
+      <w:r>
+        <w:t xml:space="preserve">This is a place where</w:t>
       </w:r>
       <w:r>
         <w:t xml:space="preserve"> </w:t>
